--- a/samples/套印/奖状套印模板（集体）_占位符.docx
+++ b/samples/套印/奖状套印模板（集体）_占位符.docx
@@ -720,7 +720,7 @@
                                 <w:szCs w:val="36"/>
                                 <w:lang w:val="en-US" w:eastAsia="zh-CN"/>
                               </w:rPr>
-                              <w:t/>
+                              <w:t xml:space="preserve">{{姓名}}</w:t>
                             </w:r>
                           </w:p>
                         </w:txbxContent>
@@ -759,7 +759,7 @@
                           <w:szCs w:val="36"/>
                           <w:lang w:val="en-US" w:eastAsia="zh-CN"/>
                         </w:rPr>
-                        <w:t/>
+                        <w:t xml:space="preserve">{{姓名}}</w:t>
                       </w:r>
                     </w:p>
                   </w:txbxContent>
